--- a/docs/legal/2026-09-08/deliverables/03_Согласия_на_обработку_данных.docx
+++ b/docs/legal/2026-09-08/deliverables/03_Согласия_на_обработку_данных.docx
@@ -12,7 +12,45 @@
     </w:p>
     <w:p>
       <w:r>
-        <w:t>Проект от 8 сентября 2026 года. Три самостоятельные формы для отдельных целей. Перед применением заполнить поля и реализовать независимый выбор. Применяется после опубликования оператором и внедрения отдельного подтверждения каждой формы.</w:t>
+        <w:t>Проект от 8 сентября 2026 года, обновлён 24 сентября 2026 года под реализованную в приложении схему. Три самостоятельные формы для отдельных целей. Применяется после опубликования оператором и внедрения отдельного подтверждения каждой формы.</w:t>
+      </w:r>
+    </w:p>
+    <w:p>
+      <w:pPr>
+        <w:pStyle w:val="Heading1"/>
+      </w:pPr>
+      <w:r>
+        <w:t>Статус форм на 24 сентября 2026 года</w:t>
+      </w:r>
+    </w:p>
+    <w:p>
+      <w:r>
+        <w:t>Форма А не применяется. Описание, фото и видео пользователь добавляет сам для работы своего профиля; такая обработка ведётся на основании пользовательского соглашения (пункт 5 части 1 статьи 6 закона № 152-ФЗ). Показ этих материалов другим людям регулируется согласием на распространение (документ 04). Решение требует подтверждения юристом; при несогласии форма А внедряется как отдельный вопрос при первой загрузке фото.</w:t>
+      </w:r>
+    </w:p>
+    <w:p>
+      <w:r>
+        <w:t>Форма Б не внедрена. Сейчас координаты по кнопке «определить город» однократно передаются на сервер, используются для определения города и не сохраняются. Нужно выбрать один вариант: юрист подтверждает основание «исполнение запрошенной пользователем функции», либо город определяется на устройстве без передачи координат, либо внедряется форма Б.</w:t>
+      </w:r>
+    </w:p>
+    <w:p>
+      <w:r>
+        <w:t xml:space="preserve">Форма В внедрена. Текст опубликован по адресу </w:t>
+      </w:r>
+      <w:hyperlink r:id="rId11">
+        <w:r>
+          <w:rPr>
+            <w:color w:val="1F4D70"/>
+            <w:u w:val="single"/>
+          </w:rPr>
+          <w:t>https://sportsearch.shop/legal/analytics</w:t>
+        </w:r>
+      </w:hyperlink>
+      <w:r>
+        <w:t>;</w:t>
+      </w:r>
+      <w:r>
+        <w:t xml:space="preserve"> отметка находится на экране согласия, переключатель — в настройках профиля. Без согласия события не записываются, при отзыве сохранённые события удаляются, срок хранения — 90 дней с автоматической очисткой.</w:t>
       </w:r>
     </w:p>
     <w:p>
